--- a/downloads/documents/04 Units/Unit 02 - Individual Growth and Life Readiness - Me, My Goals, My Money/Lesson 02.04 - SMART Goals.docx
+++ b/downloads/documents/04 Units/Unit 02 - Individual Growth and Life Readiness - Me, My Goals, My Money/Lesson 02.04 - SMART Goals.docx
@@ -288,7 +288,7 @@
         <w:t xml:space="preserve"> </w:t>
       </w:r>
       <w:r>
-        <w:t xml:space="preserve">Tier 3 (FACS): SMART goal, stretch goal, vague goal, time-bound, standard (from Lesson 2.1). See the unit vocabulary list for Turkish, Portuguese, and Spanish.</w:t>
+        <w:t xml:space="preserve">Tier 3 (FACS): SMART goal, stretch goal, vague goal, time-bound, standard (from Lesson 2.1). See the unit vocabulary list for the Spanish column.</w:t>
       </w:r>
     </w:p>
     <w:p>
@@ -1319,7 +1319,7 @@
         <w:pStyle w:val="Compact"/>
       </w:pPr>
       <w:r>
-        <w:t xml:space="preserve">ELL: the five letters have a picture each on the slide (a target, a ruler, a ladder, a heart, a calendar) and are printed on the handout with the Turkish, Portuguese, and Spanish words for goal, specific, measure, and deadline; the rewrite frame is printed (</w:t>
+        <w:t xml:space="preserve">ELL: the five letters have a picture each on the slide (a target, a ruler, a ladder, a heart, a calendar) and are printed on the handout with the Spanish words for goal, specific, measure, and deadline; the rewrite frame is printed (</w:t>
       </w:r>
       <w:r>
         <w:t xml:space="preserve">“</w:t>
